--- a/Project Proposal.docx
+++ b/Project Proposal.docx
@@ -3,8 +3,122 @@
 <w:document xmlns:wpc="http://schemas.microsoft.com/office/word/2010/wordprocessingCanvas" xmlns:cx="http://schemas.microsoft.com/office/drawing/2014/chartex" xmlns:cx1="http://schemas.microsoft.com/office/drawing/2015/9/8/chartex" xmlns:cx2="http://schemas.microsoft.com/office/drawing/2015/10/21/chartex" xmlns:cx3="http://schemas.microsoft.com/office/drawing/2016/5/9/chartex" xmlns:cx4="http://schemas.microsoft.com/office/drawing/2016/5/10/chartex" xmlns:cx5="http://schemas.microsoft.com/office/drawing/2016/5/11/chartex" xmlns:cx6="http://schemas.microsoft.com/office/drawing/2016/5/12/chartex" xmlns:cx7="http://schemas.microsoft.com/office/drawing/2016/5/13/chartex" xmlns:cx8="http://schemas.microsoft.com/office/drawing/2016/5/14/chartex" xmlns:mc="http://schemas.openxmlformats.org/markup-compatibility/2006" xmlns:aink="http://schemas.microsoft.com/office/drawing/2016/ink" xmlns:am3d="http://schemas.microsoft.com/office/drawing/2017/model3d" xmlns:o="urn:schemas-microsoft-com:office:office" xmlns:oel="http://schemas.microsoft.com/office/2019/extlst" xmlns:r="http://schemas.openxmlformats.org/officeDocument/2006/relationships" xmlns:m="http://schemas.openxmlformats.org/officeDocument/2006/math" xmlns:v="urn:schemas-microsoft-com:vml" xmlns:wp14="http://schemas.microsoft.com/office/word/2010/wordprocessingDrawing" xmlns:wp="http://schemas.openxmlformats.org/drawingml/2006/wordprocessingDrawing" xmlns:w10="urn:schemas-microsoft-com:office:word" xmlns:w="http://schemas.openxmlformats.org/wordprocessingml/2006/main" xmlns:w14="http://schemas.microsoft.com/office/word/2010/wordml" xmlns:w15="http://schemas.microsoft.com/office/word/2012/wordml" xmlns:w16cex="http://schemas.microsoft.com/office/word/2018/wordml/cex" xmlns:w16cid="http://schemas.microsoft.com/office/word/2016/wordml/cid" xmlns:w16="http://schemas.microsoft.com/office/word/2018/wordml" xmlns:w16du="http://schemas.microsoft.com/office/word/2023/wordml/word16du" xmlns:w16sdtdh="http://schemas.microsoft.com/office/word/2020/wordml/sdtdatahash" xmlns:w16sdtfl="http://schemas.microsoft.com/office/word/2024/wordml/sdtformatlock" xmlns:w16se="http://schemas.microsoft.com/office/word/2015/wordml/symex" xmlns:wpg="http://schemas.microsoft.com/office/word/2010/wordprocessingGroup" xmlns:wpi="http://schemas.microsoft.com/office/word/2010/wordprocessingInk" xmlns:wne="http://schemas.microsoft.com/office/word/2006/wordml" xmlns:wps="http://schemas.microsoft.com/office/word/2010/wordprocessingShape" mc:Ignorable="w14 w15 w16se w16cid w16 w16cex w16sdtdh w16sdtfl w16du wp14">
   <w:body>
     <w:p>
+      <w:pPr>
+        <w:rPr>
+          <w:color w:val="000000" w:themeColor="text1"/>
+        </w:rPr>
+      </w:pPr>
       <w:r>
-        <w:t>Project Proposal- Social Media Usage and Mental Well being</w:t>
+        <w:rPr>
+          <w:color w:val="000000" w:themeColor="text1"/>
+        </w:rPr>
+        <w:t>Project Proposal</w:t>
+      </w:r>
+    </w:p>
+    <w:p>
+      <w:pPr>
+        <w:rPr>
+          <w:color w:val="000000" w:themeColor="text1"/>
+        </w:rPr>
+      </w:pPr>
+    </w:p>
+    <w:p>
+      <w:pPr>
+        <w:spacing w:after="320"/>
+        <w:rPr>
+          <w:rFonts w:eastAsia="Arial" w:cs="Arial"/>
+          <w:color w:val="000000" w:themeColor="text1"/>
+        </w:rPr>
+      </w:pPr>
+      <w:r>
+        <w:rPr>
+          <w:i/>
+          <w:iCs/>
+          <w:color w:val="000000" w:themeColor="text1"/>
+        </w:rPr>
+        <w:t>Topic</w:t>
+      </w:r>
+      <w:r>
+        <w:rPr>
+          <w:color w:val="000000" w:themeColor="text1"/>
+        </w:rPr>
+        <w:t>:</w:t>
+      </w:r>
+      <w:r>
+        <w:rPr>
+          <w:rFonts w:eastAsia="Arial" w:cs="Arial"/>
+          <w:color w:val="000000" w:themeColor="text1"/>
+        </w:rPr>
+        <w:t xml:space="preserve"> </w:t>
+      </w:r>
+      <w:r>
+        <w:rPr>
+          <w:rFonts w:eastAsia="Arial" w:cs="Arial"/>
+          <w:color w:val="000000" w:themeColor="text1"/>
+        </w:rPr>
+        <w:t>How Does Social Media Usage Affect Mental Health Across Age Groups and Genders?</w:t>
+      </w:r>
+    </w:p>
+    <w:p>
+      <w:pPr>
+        <w:pStyle w:val="NormalWeb"/>
+        <w:rPr>
+          <w:rFonts w:asciiTheme="minorHAnsi" w:hAnsiTheme="minorHAnsi"/>
+          <w:color w:val="000000" w:themeColor="text1"/>
+          <w:lang w:val="en-US"/>
+        </w:rPr>
+      </w:pPr>
+      <w:r>
+        <w:rPr>
+          <w:rFonts w:asciiTheme="minorHAnsi" w:eastAsia="Arial" w:hAnsiTheme="minorHAnsi" w:cs="Arial"/>
+          <w:i/>
+          <w:iCs/>
+          <w:color w:val="000000" w:themeColor="text1"/>
+          <w:lang w:val="en-US"/>
+        </w:rPr>
+        <w:t>Motivation</w:t>
+      </w:r>
+      <w:r>
+        <w:rPr>
+          <w:rFonts w:asciiTheme="minorHAnsi" w:eastAsia="Arial" w:hAnsiTheme="minorHAnsi" w:cs="Arial"/>
+          <w:color w:val="000000" w:themeColor="text1"/>
+          <w:lang w:val="en-US"/>
+        </w:rPr>
+        <w:t>:</w:t>
+      </w:r>
+      <w:r>
+        <w:rPr>
+          <w:rFonts w:asciiTheme="minorHAnsi" w:hAnsiTheme="minorHAnsi"/>
+          <w:color w:val="000000" w:themeColor="text1"/>
+          <w:lang w:val="en-US"/>
+        </w:rPr>
+        <w:t xml:space="preserve"> </w:t>
+      </w:r>
+      <w:r>
+        <w:rPr>
+          <w:rFonts w:asciiTheme="minorHAnsi" w:hAnsiTheme="minorHAnsi"/>
+          <w:color w:val="000000" w:themeColor="text1"/>
+          <w:lang w:val="en-US"/>
+        </w:rPr>
+        <w:t>Social media is a big part of everyday life, but it does not affect everyone in the same way. Previous studies show a connection between social media use and mental health issues like anxiety and depression. However, not many studies look at how this effect changes based on age and gender.</w:t>
+      </w:r>
+    </w:p>
+    <w:p>
+      <w:pPr>
+        <w:pStyle w:val="NormalWeb"/>
+        <w:rPr>
+          <w:rFonts w:asciiTheme="minorHAnsi" w:hAnsiTheme="minorHAnsi"/>
+          <w:color w:val="000000" w:themeColor="text1"/>
+          <w:lang w:val="en-US"/>
+        </w:rPr>
+      </w:pPr>
+      <w:r>
+        <w:rPr>
+          <w:rFonts w:asciiTheme="minorHAnsi" w:hAnsiTheme="minorHAnsi"/>
+          <w:color w:val="000000" w:themeColor="text1"/>
+          <w:lang w:val="en-US"/>
+        </w:rPr>
+        <w:t>This project aims to explore whether younger people are more affected by negative mental health outcomes and whether this effect is different for males and females. The goal is to better understand how social media impacts people in different groups.</w:t>
       </w:r>
     </w:p>
     <w:p>
@@ -12,89 +126,35 @@
         <w:pStyle w:val="isselectedend"/>
         <w:rPr>
           <w:rFonts w:asciiTheme="minorHAnsi" w:hAnsiTheme="minorHAnsi"/>
-          <w:color w:val="000000"/>
+          <w:color w:val="000000" w:themeColor="text1"/>
           <w:lang w:val="en-US"/>
         </w:rPr>
       </w:pPr>
       <w:r>
         <w:rPr>
           <w:rFonts w:asciiTheme="minorHAnsi" w:hAnsiTheme="minorHAnsi"/>
-          <w:color w:val="000000"/>
+          <w:i/>
+          <w:iCs/>
+          <w:color w:val="000000" w:themeColor="text1"/>
           <w:lang w:val="en-US"/>
         </w:rPr>
-        <w:t>T</w:t>
+        <w:t>Data</w:t>
       </w:r>
       <w:r>
         <w:rPr>
           <w:rFonts w:asciiTheme="minorHAnsi" w:hAnsiTheme="minorHAnsi"/>
-          <w:color w:val="000000"/>
+          <w:color w:val="000000" w:themeColor="text1"/>
           <w:lang w:val="en-US"/>
         </w:rPr>
-        <w:t xml:space="preserve">his project aims to </w:t>
+        <w:t>: I</w:t>
       </w:r>
       <w:r>
         <w:rPr>
           <w:rFonts w:asciiTheme="minorHAnsi" w:hAnsiTheme="minorHAnsi"/>
-          <w:color w:val="000000"/>
+          <w:color w:val="000000" w:themeColor="text1"/>
           <w:lang w:val="en-US"/>
         </w:rPr>
-        <w:t>explore</w:t>
-      </w:r>
-      <w:r>
-        <w:rPr>
-          <w:rFonts w:asciiTheme="minorHAnsi" w:hAnsiTheme="minorHAnsi"/>
-          <w:color w:val="000000"/>
-          <w:lang w:val="en-US"/>
-        </w:rPr>
-        <w:t xml:space="preserve"> the relationship between social media usage and individual</w:t>
-      </w:r>
-      <w:r>
-        <w:rPr>
-          <w:rFonts w:asciiTheme="minorHAnsi" w:hAnsiTheme="minorHAnsi"/>
-          <w:color w:val="000000"/>
-          <w:lang w:val="en-US"/>
-        </w:rPr>
-        <w:t>’</w:t>
-      </w:r>
-      <w:r>
-        <w:rPr>
-          <w:rFonts w:asciiTheme="minorHAnsi" w:hAnsiTheme="minorHAnsi"/>
-          <w:color w:val="000000"/>
-          <w:lang w:val="en-US"/>
-        </w:rPr>
-        <w:t>s</w:t>
-      </w:r>
-      <w:r>
-        <w:rPr>
-          <w:rFonts w:asciiTheme="minorHAnsi" w:hAnsiTheme="minorHAnsi"/>
-          <w:color w:val="000000"/>
-          <w:lang w:val="en-US"/>
-        </w:rPr>
-        <w:t xml:space="preserve"> </w:t>
-      </w:r>
-      <w:r>
-        <w:rPr>
-          <w:rFonts w:asciiTheme="minorHAnsi" w:hAnsiTheme="minorHAnsi"/>
-          <w:color w:val="000000"/>
-          <w:lang w:val="en-US"/>
-        </w:rPr>
-        <w:t xml:space="preserve">mental </w:t>
-      </w:r>
-      <w:r>
-        <w:rPr>
-          <w:rFonts w:asciiTheme="minorHAnsi" w:hAnsiTheme="minorHAnsi"/>
-          <w:color w:val="000000"/>
-          <w:lang w:val="en-US"/>
-        </w:rPr>
-        <w:t>well-being</w:t>
-      </w:r>
-      <w:r>
-        <w:rPr>
-          <w:rFonts w:asciiTheme="minorHAnsi" w:hAnsiTheme="minorHAnsi"/>
-          <w:color w:val="000000"/>
-          <w:lang w:val="en-US"/>
-        </w:rPr>
-        <w:t>. With the increasing use of smartphones and social media platforms, it is important to understand whether higher screen time is associated with negative emotional states such as stress, anxiety, or lower happiness levels.</w:t>
+        <w:t>n this project, I will use the “Social Media and Mental Health” dataset from Kaggle. This dataset includes information about age, gender, social media usage, and mental health.</w:t>
       </w:r>
     </w:p>
     <w:p>
@@ -102,139 +162,32 @@
         <w:pStyle w:val="isselectedend"/>
         <w:rPr>
           <w:rFonts w:asciiTheme="minorHAnsi" w:hAnsiTheme="minorHAnsi"/>
-          <w:color w:val="000000"/>
+          <w:color w:val="000000" w:themeColor="text1"/>
           <w:lang w:val="en-US"/>
         </w:rPr>
       </w:pPr>
       <w:r>
         <w:rPr>
           <w:rFonts w:asciiTheme="minorHAnsi" w:hAnsiTheme="minorHAnsi"/>
-          <w:color w:val="000000"/>
+          <w:color w:val="000000" w:themeColor="text1"/>
           <w:lang w:val="en-US"/>
         </w:rPr>
-        <w:t xml:space="preserve">For this project, I plan to use two types of data sources. First, I will collect personal data </w:t>
-      </w:r>
-      <w:r>
-        <w:rPr>
-          <w:rFonts w:asciiTheme="minorHAnsi" w:hAnsiTheme="minorHAnsi"/>
-          <w:color w:val="000000"/>
-          <w:lang w:val="en-US"/>
-        </w:rPr>
-        <w:t xml:space="preserve">related to </w:t>
-      </w:r>
-      <w:r>
-        <w:rPr>
-          <w:rFonts w:asciiTheme="minorHAnsi" w:hAnsiTheme="minorHAnsi"/>
-          <w:color w:val="000000"/>
-          <w:lang w:val="en-US"/>
-        </w:rPr>
-        <w:t>social media usage</w:t>
-      </w:r>
-      <w:r>
-        <w:rPr>
-          <w:rFonts w:asciiTheme="minorHAnsi" w:hAnsiTheme="minorHAnsi"/>
-          <w:color w:val="000000"/>
-          <w:lang w:val="en-US"/>
-        </w:rPr>
-        <w:t>, including the number of h</w:t>
-      </w:r>
-      <w:r>
-        <w:rPr>
-          <w:rFonts w:asciiTheme="minorHAnsi" w:hAnsiTheme="minorHAnsi"/>
-          <w:color w:val="000000"/>
-          <w:lang w:val="en-US"/>
-        </w:rPr>
-        <w:t xml:space="preserve">ours spent on platforms </w:t>
-      </w:r>
-      <w:r>
-        <w:rPr>
-          <w:rFonts w:asciiTheme="minorHAnsi" w:hAnsiTheme="minorHAnsi"/>
-          <w:color w:val="000000"/>
-          <w:lang w:val="en-US"/>
-        </w:rPr>
-        <w:t>such as</w:t>
-      </w:r>
-      <w:r>
-        <w:rPr>
-          <w:rFonts w:asciiTheme="minorHAnsi" w:hAnsiTheme="minorHAnsi"/>
-          <w:color w:val="000000"/>
-          <w:lang w:val="en-US"/>
-        </w:rPr>
-        <w:t xml:space="preserve"> Instagram or TikTok</w:t>
-      </w:r>
-      <w:r>
-        <w:rPr>
-          <w:rFonts w:asciiTheme="minorHAnsi" w:hAnsiTheme="minorHAnsi"/>
-          <w:color w:val="000000"/>
-          <w:lang w:val="en-US"/>
-        </w:rPr>
-        <w:t xml:space="preserve">. Since </w:t>
-      </w:r>
-      <w:r>
-        <w:rPr>
-          <w:rFonts w:asciiTheme="minorHAnsi" w:hAnsiTheme="minorHAnsi"/>
-          <w:color w:val="000000"/>
-          <w:lang w:val="en-US"/>
-        </w:rPr>
-        <w:t>stress levels cannot be directly measured, I will use a self-reported mood score as a proxy for mental well-being.</w:t>
-      </w:r>
-      <w:r>
-        <w:rPr>
-          <w:rFonts w:asciiTheme="minorHAnsi" w:hAnsiTheme="minorHAnsi"/>
-          <w:color w:val="000000"/>
-          <w:lang w:val="en-US"/>
-        </w:rPr>
-        <w:t xml:space="preserve"> </w:t>
-      </w:r>
-      <w:r>
-        <w:rPr>
-          <w:rFonts w:asciiTheme="minorHAnsi" w:hAnsiTheme="minorHAnsi"/>
-          <w:color w:val="000000"/>
-          <w:lang w:val="en-US"/>
-        </w:rPr>
-        <w:t>Second, I will use a publicly available dataset related to mental health or social media behavior. These datasets may include variables like stress levels, sleep patterns, or self-reported happiness.</w:t>
-      </w:r>
-      <w:r>
-        <w:rPr>
-          <w:rFonts w:asciiTheme="minorHAnsi" w:hAnsiTheme="minorHAnsi"/>
-          <w:color w:val="000000"/>
-          <w:lang w:val="en-US"/>
-        </w:rPr>
-        <w:t xml:space="preserve"> </w:t>
-      </w:r>
-      <w:r>
-        <w:rPr>
-          <w:rFonts w:asciiTheme="minorHAnsi" w:hAnsiTheme="minorHAnsi"/>
-          <w:color w:val="000000"/>
-          <w:lang w:val="en-US"/>
-        </w:rPr>
-        <w:t>To enrich the data, I will combine personal usage data with external datasets to create a more comprehensive analysis. The dataset is expected to include multiple variables such as screen time</w:t>
-      </w:r>
-      <w:r>
-        <w:rPr>
-          <w:rFonts w:asciiTheme="minorHAnsi" w:hAnsiTheme="minorHAnsi"/>
-          <w:color w:val="000000"/>
-          <w:lang w:val="en-US"/>
-        </w:rPr>
-        <w:t xml:space="preserve"> </w:t>
-      </w:r>
-      <w:r>
-        <w:rPr>
-          <w:rFonts w:asciiTheme="minorHAnsi" w:hAnsiTheme="minorHAnsi"/>
-          <w:color w:val="000000"/>
-          <w:lang w:val="en-US"/>
-        </w:rPr>
-        <w:t>and mental well-being indicators. The goal of this project is to understand how digital habits affect psychological health.</w:t>
+        <w:t>I expect that people who use social media more may have worse mental health. I also think younger people may be more affected. There may also be differences between males and females.</w:t>
       </w:r>
     </w:p>
     <w:p>
       <w:pPr>
-        <w:pStyle w:val="isselectedend"/>
+        <w:pStyle w:val="NormalWeb"/>
         <w:rPr>
           <w:rFonts w:asciiTheme="minorHAnsi" w:hAnsiTheme="minorHAnsi"/>
           <w:color w:val="000000"/>
           <w:lang w:val="en-US"/>
         </w:rPr>
+      </w:pPr>
+    </w:p>
+    <w:p>
+      <w:pPr>
+        <w:spacing w:after="320"/>
       </w:pPr>
     </w:p>
     <w:p>
